--- a/demo-content/01_Google_Drive/Operations/Volunteer_Welcome_and_First_Shift.docx
+++ b/demo-content/01_Google_Drive/Operations/Volunteer_Welcome_and_First_Shift.docx
@@ -41,7 +41,7 @@
     </w:p>
     <w:p>
       <w:r>
-        <w:t>A first shift should not depend on which coordinator happens to be working that morning. Centre Valley Community Pantry is a fictional nonprofit created for an OrgFlow demonstration. This guide describes one consistent welcome experience so a new volunteer can find the right person, feel comfortable asking questions, and begin useful work safely. No real volunteers or households are represented.</w:t>
+        <w:t>A first shift should not depend on which coordinator happens to be working that morning. Center Valley Community Pantry is a fictional nonprofit created for an OrgFlow demonstration. This guide describes one consistent welcome experience so a new volunteer can find the right person, feel comfortable asking questions, and begin useful work safely. No real volunteers or households are represented.</w:t>
       </w:r>
     </w:p>
     <w:p>
@@ -235,7 +235,7 @@
       <w:pStyle w:val="Caption"/>
     </w:pPr>
     <w:r>
-      <w:t>CENTRE VALLEY COMMUNITY PANTRY  |  FICTIONAL ORGFLOW DEMONSTRATION</w:t>
+      <w:t>CENTER VALLEY COMMUNITY PANTRY  |  FICTIONAL ORGFLOW DEMONSTRATION</w:t>
     </w:r>
   </w:p>
 </w:ftr>
